--- a/2 Day PC Video Quick Reference.docx
+++ b/2 Day PC Video Quick Reference.docx
@@ -33,11 +33,11 @@
         <w:tblLook w:val="04A0" w:firstRow="1" w:lastRow="0" w:firstColumn="1" w:lastColumn="0" w:noHBand="0" w:noVBand="1"/>
       </w:tblPr>
       <w:tblGrid>
-        <w:gridCol w:w="2448"/>
-        <w:gridCol w:w="1296"/>
-        <w:gridCol w:w="1296"/>
-        <w:gridCol w:w="3888"/>
-        <w:gridCol w:w="4176"/>
+        <w:gridCol w:w="2880"/>
+        <w:gridCol w:w="1440"/>
+        <w:gridCol w:w="1440"/>
+        <w:gridCol w:w="4320"/>
+        <w:gridCol w:w="5040"/>
       </w:tblGrid>
       <w:tr>
         <w:trPr>
@@ -45,7 +45,7 @@
         </w:trPr>
         <w:tc>
           <w:tcPr>
-            <w:tcW w:w="2448" w:type="dxa"/>
+            <w:tcW w:w="2880" w:type="dxa"/>
             <w:shd w:val="clear" w:color="auto" w:fill="E9DDF2"/>
           </w:tcPr>
           <w:p>
@@ -61,7 +61,7 @@
         </w:tc>
         <w:tc>
           <w:tcPr>
-            <w:tcW w:w="1296" w:type="dxa"/>
+            <w:tcW w:w="1440" w:type="dxa"/>
             <w:shd w:val="clear" w:color="auto" w:fill="E9DDF2"/>
           </w:tcPr>
           <w:p>
@@ -77,7 +77,7 @@
         </w:tc>
         <w:tc>
           <w:tcPr>
-            <w:tcW w:w="1296" w:type="dxa"/>
+            <w:tcW w:w="1440" w:type="dxa"/>
             <w:shd w:val="clear" w:color="auto" w:fill="E9DDF2"/>
           </w:tcPr>
           <w:p>
@@ -93,7 +93,7 @@
         </w:tc>
         <w:tc>
           <w:tcPr>
-            <w:tcW w:w="3888" w:type="dxa"/>
+            <w:tcW w:w="4320" w:type="dxa"/>
             <w:shd w:val="clear" w:color="auto" w:fill="E9DDF2"/>
           </w:tcPr>
           <w:p>
@@ -109,7 +109,7 @@
         </w:tc>
         <w:tc>
           <w:tcPr>
-            <w:tcW w:w="4176" w:type="dxa"/>
+            <w:tcW w:w="5040" w:type="dxa"/>
             <w:shd w:val="clear" w:color="auto" w:fill="E9DDF2"/>
           </w:tcPr>
           <w:p>
@@ -130,7 +130,7 @@
         </w:trPr>
         <w:tc>
           <w:tcPr>
-            <w:tcW w:w="2448" w:type="dxa"/>
+            <w:tcW w:w="2880" w:type="dxa"/>
           </w:tcPr>
           <w:p>
             <w:r>
@@ -144,7 +144,7 @@
         </w:tc>
         <w:tc>
           <w:tcPr>
-            <w:tcW w:w="1296" w:type="dxa"/>
+            <w:tcW w:w="1440" w:type="dxa"/>
           </w:tcPr>
           <w:p>
             <w:r>
@@ -158,7 +158,7 @@
         </w:tc>
         <w:tc>
           <w:tcPr>
-            <w:tcW w:w="1296" w:type="dxa"/>
+            <w:tcW w:w="1440" w:type="dxa"/>
           </w:tcPr>
           <w:p>
             <w:r>
@@ -172,7 +172,7 @@
         </w:tc>
         <w:tc>
           <w:tcPr>
-            <w:tcW w:w="3888" w:type="dxa"/>
+            <w:tcW w:w="4320" w:type="dxa"/>
           </w:tcPr>
           <w:p>
             <w:r>
@@ -186,7 +186,7 @@
         </w:tc>
         <w:tc>
           <w:tcPr>
-            <w:tcW w:w="4176" w:type="dxa"/>
+            <w:tcW w:w="5040" w:type="dxa"/>
           </w:tcPr>
           <w:p>
             <w:pPr>
@@ -197,7 +197,7 @@
                 <w:rFonts w:ascii="Manrope" w:hAnsi="Manrope"/>
                 <w:sz w:val="20"/>
               </w:rPr>
-              <w:t>Language shapes identity, dignity, and self-understanding.</w:t>
+              <w:t>Explores how language shapes identity, dignity, and self-understanding.</w:t>
             </w:r>
           </w:p>
           <w:p>
@@ -209,7 +209,7 @@
                 <w:rFonts w:ascii="Manrope" w:hAnsi="Manrope"/>
                 <w:sz w:val="20"/>
               </w:rPr>
-              <w:t>Identity-first and person-first language can reflect different perspectives and preferences.</w:t>
+              <w:t>Contrasts identity-first language (e.g. 'autistic person') and person-first language (e.g. 'person with autism') from an autistic perspective.</w:t>
             </w:r>
           </w:p>
           <w:p>
@@ -221,7 +221,7 @@
                 <w:rFonts w:ascii="Manrope" w:hAnsi="Manrope"/>
                 <w:sz w:val="20"/>
               </w:rPr>
-              <w:t>Individual preference should guide respectful language choices.</w:t>
+              <w:t>Encourages listening to individual preference rather than assuming one correct term for everyone.</w:t>
             </w:r>
           </w:p>
         </w:tc>
@@ -232,7 +232,7 @@
         </w:trPr>
         <w:tc>
           <w:tcPr>
-            <w:tcW w:w="2448" w:type="dxa"/>
+            <w:tcW w:w="2880" w:type="dxa"/>
           </w:tcPr>
           <w:p>
             <w:r>
@@ -246,7 +246,7 @@
         </w:tc>
         <w:tc>
           <w:tcPr>
-            <w:tcW w:w="1296" w:type="dxa"/>
+            <w:tcW w:w="1440" w:type="dxa"/>
           </w:tcPr>
           <w:p>
             <w:r>
@@ -260,7 +260,7 @@
         </w:tc>
         <w:tc>
           <w:tcPr>
-            <w:tcW w:w="1296" w:type="dxa"/>
+            <w:tcW w:w="1440" w:type="dxa"/>
           </w:tcPr>
           <w:p>
             <w:r>
@@ -274,7 +274,7 @@
         </w:tc>
         <w:tc>
           <w:tcPr>
-            <w:tcW w:w="3888" w:type="dxa"/>
+            <w:tcW w:w="4320" w:type="dxa"/>
           </w:tcPr>
           <w:p>
             <w:r>
@@ -288,7 +288,7 @@
         </w:tc>
         <w:tc>
           <w:tcPr>
-            <w:tcW w:w="4176" w:type="dxa"/>
+            <w:tcW w:w="5040" w:type="dxa"/>
           </w:tcPr>
           <w:p>
             <w:pPr>
@@ -299,7 +299,7 @@
                 <w:rFonts w:ascii="Manrope" w:hAnsi="Manrope"/>
                 <w:sz w:val="20"/>
               </w:rPr>
-              <w:t>The young person should be treated as an active contributor to learning decisions.</w:t>
+              <w:t>Centres the young person as an active contributor to learning decisions.</w:t>
             </w:r>
           </w:p>
           <w:p>
@@ -311,7 +311,7 @@
                 <w:rFonts w:ascii="Manrope" w:hAnsi="Manrope"/>
                 <w:sz w:val="20"/>
               </w:rPr>
-              <w:t>Adults need to ask how a student learns rather than assume.</w:t>
+              <w:t>Highlights the value of asking how a student learns rather than making assumptions.</w:t>
             </w:r>
           </w:p>
           <w:p>
@@ -323,7 +323,7 @@
                 <w:rFonts w:ascii="Manrope" w:hAnsi="Manrope"/>
                 <w:sz w:val="20"/>
               </w:rPr>
-              <w:t>Student voice strengthens collaboration between families and educators.</w:t>
+              <w:t>Supports stronger collaboration between families, students, and educators.</w:t>
             </w:r>
           </w:p>
         </w:tc>
@@ -350,11 +350,11 @@
         <w:tblLook w:val="04A0" w:firstRow="1" w:lastRow="0" w:firstColumn="1" w:lastColumn="0" w:noHBand="0" w:noVBand="1"/>
       </w:tblPr>
       <w:tblGrid>
-        <w:gridCol w:w="2448"/>
-        <w:gridCol w:w="1296"/>
-        <w:gridCol w:w="1296"/>
-        <w:gridCol w:w="3888"/>
-        <w:gridCol w:w="4176"/>
+        <w:gridCol w:w="2880"/>
+        <w:gridCol w:w="1440"/>
+        <w:gridCol w:w="1440"/>
+        <w:gridCol w:w="4320"/>
+        <w:gridCol w:w="5040"/>
       </w:tblGrid>
       <w:tr>
         <w:trPr>
@@ -362,7 +362,7 @@
         </w:trPr>
         <w:tc>
           <w:tcPr>
-            <w:tcW w:w="2448" w:type="dxa"/>
+            <w:tcW w:w="2880" w:type="dxa"/>
             <w:shd w:val="clear" w:color="auto" w:fill="E9DDF2"/>
           </w:tcPr>
           <w:p>
@@ -378,7 +378,7 @@
         </w:tc>
         <w:tc>
           <w:tcPr>
-            <w:tcW w:w="1296" w:type="dxa"/>
+            <w:tcW w:w="1440" w:type="dxa"/>
             <w:shd w:val="clear" w:color="auto" w:fill="E9DDF2"/>
           </w:tcPr>
           <w:p>
@@ -394,7 +394,7 @@
         </w:tc>
         <w:tc>
           <w:tcPr>
-            <w:tcW w:w="1296" w:type="dxa"/>
+            <w:tcW w:w="1440" w:type="dxa"/>
             <w:shd w:val="clear" w:color="auto" w:fill="E9DDF2"/>
           </w:tcPr>
           <w:p>
@@ -410,7 +410,7 @@
         </w:tc>
         <w:tc>
           <w:tcPr>
-            <w:tcW w:w="3888" w:type="dxa"/>
+            <w:tcW w:w="4320" w:type="dxa"/>
             <w:shd w:val="clear" w:color="auto" w:fill="E9DDF2"/>
           </w:tcPr>
           <w:p>
@@ -426,7 +426,7 @@
         </w:tc>
         <w:tc>
           <w:tcPr>
-            <w:tcW w:w="4176" w:type="dxa"/>
+            <w:tcW w:w="5040" w:type="dxa"/>
             <w:shd w:val="clear" w:color="auto" w:fill="E9DDF2"/>
           </w:tcPr>
           <w:p>
@@ -447,7 +447,7 @@
         </w:trPr>
         <w:tc>
           <w:tcPr>
-            <w:tcW w:w="2448" w:type="dxa"/>
+            <w:tcW w:w="2880" w:type="dxa"/>
           </w:tcPr>
           <w:p>
             <w:r>
@@ -461,7 +461,7 @@
         </w:tc>
         <w:tc>
           <w:tcPr>
-            <w:tcW w:w="1296" w:type="dxa"/>
+            <w:tcW w:w="1440" w:type="dxa"/>
           </w:tcPr>
           <w:p>
             <w:r>
@@ -475,7 +475,7 @@
         </w:tc>
         <w:tc>
           <w:tcPr>
-            <w:tcW w:w="1296" w:type="dxa"/>
+            <w:tcW w:w="1440" w:type="dxa"/>
           </w:tcPr>
           <w:p>
             <w:r>
@@ -489,7 +489,7 @@
         </w:tc>
         <w:tc>
           <w:tcPr>
-            <w:tcW w:w="3888" w:type="dxa"/>
+            <w:tcW w:w="4320" w:type="dxa"/>
           </w:tcPr>
           <w:p>
             <w:r>
@@ -503,7 +503,7 @@
         </w:tc>
         <w:tc>
           <w:tcPr>
-            <w:tcW w:w="4176" w:type="dxa"/>
+            <w:tcW w:w="5040" w:type="dxa"/>
           </w:tcPr>
           <w:p>
             <w:pPr>
@@ -514,7 +514,7 @@
                 <w:rFonts w:ascii="Manrope" w:hAnsi="Manrope"/>
                 <w:sz w:val="20"/>
               </w:rPr>
-              <w:t>A strengths-based lens moves attention away from deficit thinking.</w:t>
+              <w:t>Moves the conversation away from deficits and toward strengths.</w:t>
             </w:r>
           </w:p>
           <w:p>
@@ -526,7 +526,7 @@
                 <w:rFonts w:ascii="Manrope" w:hAnsi="Manrope"/>
                 <w:sz w:val="20"/>
               </w:rPr>
-              <w:t>Interests can support confidence, belonging, and learning.</w:t>
+              <w:t>Shows how interests can support confidence, belonging, and learning.</w:t>
             </w:r>
           </w:p>
           <w:p>
@@ -538,7 +538,7 @@
                 <w:rFonts w:ascii="Manrope" w:hAnsi="Manrope"/>
                 <w:sz w:val="20"/>
               </w:rPr>
-              <w:t>Strengths and interests vary across individuals and contexts.</w:t>
+              <w:t>Reinforces that strengths may look different across individuals and contexts.</w:t>
             </w:r>
           </w:p>
         </w:tc>
@@ -549,7 +549,7 @@
         </w:trPr>
         <w:tc>
           <w:tcPr>
-            <w:tcW w:w="2448" w:type="dxa"/>
+            <w:tcW w:w="2880" w:type="dxa"/>
           </w:tcPr>
           <w:p>
             <w:r>
@@ -563,7 +563,7 @@
         </w:tc>
         <w:tc>
           <w:tcPr>
-            <w:tcW w:w="1296" w:type="dxa"/>
+            <w:tcW w:w="1440" w:type="dxa"/>
           </w:tcPr>
           <w:p>
             <w:r>
@@ -577,7 +577,7 @@
         </w:tc>
         <w:tc>
           <w:tcPr>
-            <w:tcW w:w="1296" w:type="dxa"/>
+            <w:tcW w:w="1440" w:type="dxa"/>
           </w:tcPr>
           <w:p>
             <w:r>
@@ -591,7 +591,7 @@
         </w:tc>
         <w:tc>
           <w:tcPr>
-            <w:tcW w:w="3888" w:type="dxa"/>
+            <w:tcW w:w="4320" w:type="dxa"/>
           </w:tcPr>
           <w:p>
             <w:r>
@@ -605,7 +605,7 @@
         </w:tc>
         <w:tc>
           <w:tcPr>
-            <w:tcW w:w="4176" w:type="dxa"/>
+            <w:tcW w:w="5040" w:type="dxa"/>
           </w:tcPr>
           <w:p>
             <w:pPr>
@@ -616,7 +616,7 @@
                 <w:rFonts w:ascii="Manrope" w:hAnsi="Manrope"/>
                 <w:sz w:val="20"/>
               </w:rPr>
-              <w:t>Strengths and interests remain central in secondary school settings.</w:t>
+              <w:t>Connects strengths and interests to secondary school engagement.</w:t>
             </w:r>
           </w:p>
           <w:p>
@@ -628,7 +628,7 @@
                 <w:rFonts w:ascii="Manrope" w:hAnsi="Manrope"/>
                 <w:sz w:val="20"/>
               </w:rPr>
-              <w:t>Adolescent interests can be misunderstood if adults focus only on compliance.</w:t>
+              <w:t>Shows how interests can be misunderstood if adults focus only on compliance or curriculum.</w:t>
             </w:r>
           </w:p>
           <w:p>
@@ -640,7 +640,7 @@
                 <w:rFonts w:ascii="Manrope" w:hAnsi="Manrope"/>
                 <w:sz w:val="20"/>
               </w:rPr>
-              <w:t>A strengths-based response helps support engagement and identity.</w:t>
+              <w:t>Encourages a more respectful, strengths-based response to adolescent identity and motivation.</w:t>
             </w:r>
           </w:p>
         </w:tc>
@@ -651,7 +651,7 @@
         </w:trPr>
         <w:tc>
           <w:tcPr>
-            <w:tcW w:w="2448" w:type="dxa"/>
+            <w:tcW w:w="2880" w:type="dxa"/>
           </w:tcPr>
           <w:p>
             <w:r>
@@ -659,14 +659,21 @@
                 <w:rFonts w:ascii="Manrope" w:hAnsi="Manrope"/>
                 <w:sz w:val="20"/>
               </w:rPr>
+              <w:t xml:space="preserve">Connections to culture and </w:t>
+            </w:r>
+            <w:r>
+              <w:rPr>
+                <w:rFonts w:ascii="Manrope" w:hAnsi="Manrope"/>
+                <w:sz w:val="20"/>
+              </w:rPr>
               <w:lastRenderedPageBreak/>
-              <w:t>Connections to culture and community</w:t>
+              <w:t>community</w:t>
             </w:r>
           </w:p>
         </w:tc>
         <w:tc>
           <w:tcPr>
-            <w:tcW w:w="1296" w:type="dxa"/>
+            <w:tcW w:w="1440" w:type="dxa"/>
           </w:tcPr>
           <w:p>
             <w:r>
@@ -674,13 +681,14 @@
                 <w:rFonts w:ascii="Manrope" w:hAnsi="Manrope"/>
                 <w:sz w:val="20"/>
               </w:rPr>
+              <w:lastRenderedPageBreak/>
               <w:t>17</w:t>
             </w:r>
           </w:p>
         </w:tc>
         <w:tc>
           <w:tcPr>
-            <w:tcW w:w="1296" w:type="dxa"/>
+            <w:tcW w:w="1440" w:type="dxa"/>
           </w:tcPr>
           <w:p>
             <w:r>
@@ -694,7 +702,7 @@
         </w:tc>
         <w:tc>
           <w:tcPr>
-            <w:tcW w:w="3888" w:type="dxa"/>
+            <w:tcW w:w="4320" w:type="dxa"/>
           </w:tcPr>
           <w:p>
             <w:r>
@@ -702,13 +710,21 @@
                 <w:rFonts w:ascii="Manrope" w:hAnsi="Manrope"/>
                 <w:sz w:val="20"/>
               </w:rPr>
-              <w:t>Hao shares how sport, music, dance, and community connections contribute to identity, belonging, and wellbeing.</w:t>
+              <w:t xml:space="preserve">Hao shares how sport, music, dance, and </w:t>
+            </w:r>
+            <w:r>
+              <w:rPr>
+                <w:rFonts w:ascii="Manrope" w:hAnsi="Manrope"/>
+                <w:sz w:val="20"/>
+              </w:rPr>
+              <w:lastRenderedPageBreak/>
+              <w:t>community connections contribute to identity, belonging, and wellbeing.</w:t>
             </w:r>
           </w:p>
         </w:tc>
         <w:tc>
           <w:tcPr>
-            <w:tcW w:w="4176" w:type="dxa"/>
+            <w:tcW w:w="5040" w:type="dxa"/>
           </w:tcPr>
           <w:p>
             <w:pPr>
@@ -719,7 +735,16 @@
                 <w:rFonts w:ascii="Manrope" w:hAnsi="Manrope"/>
                 <w:sz w:val="20"/>
               </w:rPr>
-              <w:t>Identity is shaped by culture, family, and community as well as disability.</w:t>
+              <w:lastRenderedPageBreak/>
+              <w:t xml:space="preserve">Emphasises that identity is shaped by more than </w:t>
+            </w:r>
+            <w:r>
+              <w:rPr>
+                <w:rFonts w:ascii="Manrope" w:hAnsi="Manrope"/>
+                <w:sz w:val="20"/>
+              </w:rPr>
+              <w:lastRenderedPageBreak/>
+              <w:t>disability or diagnosis.</w:t>
             </w:r>
           </w:p>
           <w:p>
@@ -731,7 +756,7 @@
                 <w:rFonts w:ascii="Manrope" w:hAnsi="Manrope"/>
                 <w:sz w:val="20"/>
               </w:rPr>
-              <w:t>Belonging and connection are important to wellbeing.</w:t>
+              <w:t>Highlights the importance of cultural, family, and community connections.</w:t>
             </w:r>
           </w:p>
           <w:p>
@@ -743,7 +768,7 @@
                 <w:rFonts w:ascii="Manrope" w:hAnsi="Manrope"/>
                 <w:sz w:val="20"/>
               </w:rPr>
-              <w:t>Support should reflect the whole person, not only diagnosis.</w:t>
+              <w:t>Encourages educators and families to notice the whole person, not just support needs.</w:t>
             </w:r>
           </w:p>
         </w:tc>
@@ -754,7 +779,7 @@
         </w:trPr>
         <w:tc>
           <w:tcPr>
-            <w:tcW w:w="2448" w:type="dxa"/>
+            <w:tcW w:w="2880" w:type="dxa"/>
           </w:tcPr>
           <w:p>
             <w:r>
@@ -762,13 +787,14 @@
                 <w:rFonts w:ascii="Manrope" w:hAnsi="Manrope"/>
                 <w:sz w:val="20"/>
               </w:rPr>
+              <w:lastRenderedPageBreak/>
               <w:t>Communication</w:t>
             </w:r>
           </w:p>
         </w:tc>
         <w:tc>
           <w:tcPr>
-            <w:tcW w:w="1296" w:type="dxa"/>
+            <w:tcW w:w="1440" w:type="dxa"/>
           </w:tcPr>
           <w:p>
             <w:r>
@@ -782,7 +808,7 @@
         </w:tc>
         <w:tc>
           <w:tcPr>
-            <w:tcW w:w="1296" w:type="dxa"/>
+            <w:tcW w:w="1440" w:type="dxa"/>
           </w:tcPr>
           <w:p>
             <w:r>
@@ -796,7 +822,7 @@
         </w:tc>
         <w:tc>
           <w:tcPr>
-            <w:tcW w:w="3888" w:type="dxa"/>
+            <w:tcW w:w="4320" w:type="dxa"/>
           </w:tcPr>
           <w:p>
             <w:r>
@@ -804,13 +830,13 @@
                 <w:rFonts w:ascii="Manrope" w:hAnsi="Manrope"/>
                 <w:sz w:val="20"/>
               </w:rPr>
-              <w:t>A montage of lived experience perspectives shows different ways autistic young people communicate, including speech, AAC, and non-traditional communication styles.</w:t>
+              <w:t>A montage of lived experience perspectives shows different ways autistic young people communicate, including speech, augmentative and alternative communication (AAC), and non-verbal or indirect communication styles.</w:t>
             </w:r>
           </w:p>
         </w:tc>
         <w:tc>
           <w:tcPr>
-            <w:tcW w:w="4176" w:type="dxa"/>
+            <w:tcW w:w="5040" w:type="dxa"/>
           </w:tcPr>
           <w:p>
             <w:pPr>
@@ -821,7 +847,7 @@
                 <w:rFonts w:ascii="Manrope" w:hAnsi="Manrope"/>
                 <w:sz w:val="20"/>
               </w:rPr>
-              <w:t>Communication is broader than spoken language.</w:t>
+              <w:t>Shows that communication is diverse and cannot be reduced to spoken language alone.</w:t>
             </w:r>
           </w:p>
           <w:p>
@@ -833,7 +859,7 @@
                 <w:rFonts w:ascii="Manrope" w:hAnsi="Manrope"/>
                 <w:sz w:val="20"/>
               </w:rPr>
-              <w:t>AAC and alternative communication methods are valid and important.</w:t>
+              <w:t>Introduces augmentative and alternative communication (AAC — tools and methods that support or replace speech, such as picture boards, speech-generating devices, or apps), processing differences, and misunderstandings in social interaction.</w:t>
             </w:r>
           </w:p>
           <w:p>
@@ -845,7 +871,7 @@
                 <w:rFonts w:ascii="Manrope" w:hAnsi="Manrope"/>
                 <w:sz w:val="20"/>
               </w:rPr>
-              <w:t>Respectful support requires flexibility and shared understanding.</w:t>
+              <w:t>Encourages communication support that is flexible, respectful, and collaborative.</w:t>
             </w:r>
           </w:p>
         </w:tc>
@@ -856,7 +882,7 @@
         </w:trPr>
         <w:tc>
           <w:tcPr>
-            <w:tcW w:w="2448" w:type="dxa"/>
+            <w:tcW w:w="2880" w:type="dxa"/>
           </w:tcPr>
           <w:p>
             <w:r>
@@ -870,7 +896,7 @@
         </w:tc>
         <w:tc>
           <w:tcPr>
-            <w:tcW w:w="1296" w:type="dxa"/>
+            <w:tcW w:w="1440" w:type="dxa"/>
           </w:tcPr>
           <w:p>
             <w:r>
@@ -884,7 +910,7 @@
         </w:tc>
         <w:tc>
           <w:tcPr>
-            <w:tcW w:w="1296" w:type="dxa"/>
+            <w:tcW w:w="1440" w:type="dxa"/>
           </w:tcPr>
           <w:p>
             <w:r>
@@ -898,7 +924,7 @@
         </w:tc>
         <w:tc>
           <w:tcPr>
-            <w:tcW w:w="3888" w:type="dxa"/>
+            <w:tcW w:w="4320" w:type="dxa"/>
           </w:tcPr>
           <w:p>
             <w:r>
@@ -912,7 +938,7 @@
         </w:tc>
         <w:tc>
           <w:tcPr>
-            <w:tcW w:w="4176" w:type="dxa"/>
+            <w:tcW w:w="5040" w:type="dxa"/>
           </w:tcPr>
           <w:p>
             <w:pPr>
@@ -923,7 +949,7 @@
                 <w:rFonts w:ascii="Manrope" w:hAnsi="Manrope"/>
                 <w:sz w:val="20"/>
               </w:rPr>
-              <w:t>Executive functioning includes planning, organisation, memory, and self-management.</w:t>
+              <w:t>Defines executive functioning in practical, everyday terms.</w:t>
             </w:r>
           </w:p>
           <w:p>
@@ -935,7 +961,7 @@
                 <w:rFonts w:ascii="Manrope" w:hAnsi="Manrope"/>
                 <w:sz w:val="20"/>
               </w:rPr>
-              <w:t>These processes affect participation in everyday tasks.</w:t>
+              <w:t>Links executive functioning to organisation, planning, memory, and self-management.</w:t>
             </w:r>
           </w:p>
           <w:p>
@@ -947,7 +973,7 @@
                 <w:rFonts w:ascii="Manrope" w:hAnsi="Manrope"/>
                 <w:sz w:val="20"/>
               </w:rPr>
-              <w:t>Challenges may be cognitive and invisible rather than behavioural.</w:t>
+              <w:t>Helps participants recognise that these processes can affect participation across school and home life.</w:t>
             </w:r>
           </w:p>
         </w:tc>
@@ -958,7 +984,7 @@
         </w:trPr>
         <w:tc>
           <w:tcPr>
-            <w:tcW w:w="2448" w:type="dxa"/>
+            <w:tcW w:w="2880" w:type="dxa"/>
           </w:tcPr>
           <w:p>
             <w:r>
@@ -972,7 +998,7 @@
         </w:tc>
         <w:tc>
           <w:tcPr>
-            <w:tcW w:w="1296" w:type="dxa"/>
+            <w:tcW w:w="1440" w:type="dxa"/>
           </w:tcPr>
           <w:p>
             <w:r>
@@ -986,7 +1012,7 @@
         </w:tc>
         <w:tc>
           <w:tcPr>
-            <w:tcW w:w="1296" w:type="dxa"/>
+            <w:tcW w:w="1440" w:type="dxa"/>
           </w:tcPr>
           <w:p>
             <w:r>
@@ -1000,7 +1026,7 @@
         </w:tc>
         <w:tc>
           <w:tcPr>
-            <w:tcW w:w="3888" w:type="dxa"/>
+            <w:tcW w:w="4320" w:type="dxa"/>
           </w:tcPr>
           <w:p>
             <w:r>
@@ -1014,7 +1040,7 @@
         </w:tc>
         <w:tc>
           <w:tcPr>
-            <w:tcW w:w="4176" w:type="dxa"/>
+            <w:tcW w:w="5040" w:type="dxa"/>
           </w:tcPr>
           <w:p>
             <w:pPr>
@@ -1025,7 +1051,7 @@
                 <w:rFonts w:ascii="Manrope" w:hAnsi="Manrope"/>
                 <w:sz w:val="20"/>
               </w:rPr>
-              <w:t>Lived experience adds depth to the concept of executive functioning.</w:t>
+              <w:t>Adds a personal perspective to the concept of executive functioning.</w:t>
             </w:r>
           </w:p>
           <w:p>
@@ -1037,7 +1063,7 @@
                 <w:rFonts w:ascii="Manrope" w:hAnsi="Manrope"/>
                 <w:sz w:val="20"/>
               </w:rPr>
-              <w:t>Everyday demands may feel much heavier than they appear from the outside.</w:t>
+              <w:t>Shows how invisible cognitive demands can shape everyday experiences.</w:t>
             </w:r>
           </w:p>
           <w:p>
@@ -1049,7 +1075,7 @@
                 <w:rFonts w:ascii="Manrope" w:hAnsi="Manrope"/>
                 <w:sz w:val="20"/>
               </w:rPr>
-              <w:t>Empathy is needed when behaviour is shaped by hidden cognitive load.</w:t>
+              <w:t>Encourages empathy for behaviours that may otherwise be misread as unwillingness or defiance.</w:t>
             </w:r>
           </w:p>
         </w:tc>
@@ -1060,7 +1086,7 @@
         </w:trPr>
         <w:tc>
           <w:tcPr>
-            <w:tcW w:w="2448" w:type="dxa"/>
+            <w:tcW w:w="2880" w:type="dxa"/>
           </w:tcPr>
           <w:p>
             <w:r>
@@ -1068,13 +1094,13 @@
                 <w:rFonts w:ascii="Manrope" w:hAnsi="Manrope"/>
                 <w:sz w:val="20"/>
               </w:rPr>
-              <w:t>Self-Care and Independence Skills</w:t>
+              <w:t>Self-care and Independence</w:t>
             </w:r>
           </w:p>
         </w:tc>
         <w:tc>
           <w:tcPr>
-            <w:tcW w:w="1296" w:type="dxa"/>
+            <w:tcW w:w="1440" w:type="dxa"/>
           </w:tcPr>
           <w:p>
             <w:r>
@@ -1088,7 +1114,7 @@
         </w:tc>
         <w:tc>
           <w:tcPr>
-            <w:tcW w:w="1296" w:type="dxa"/>
+            <w:tcW w:w="1440" w:type="dxa"/>
           </w:tcPr>
           <w:p>
             <w:r>
@@ -1102,7 +1128,7 @@
         </w:tc>
         <w:tc>
           <w:tcPr>
-            <w:tcW w:w="3888" w:type="dxa"/>
+            <w:tcW w:w="4320" w:type="dxa"/>
           </w:tcPr>
           <w:p>
             <w:r>
@@ -1116,7 +1142,7 @@
         </w:tc>
         <w:tc>
           <w:tcPr>
-            <w:tcW w:w="4176" w:type="dxa"/>
+            <w:tcW w:w="5040" w:type="dxa"/>
           </w:tcPr>
           <w:p>
             <w:pPr>
@@ -1127,7 +1153,7 @@
                 <w:rFonts w:ascii="Manrope" w:hAnsi="Manrope"/>
                 <w:sz w:val="20"/>
               </w:rPr>
-              <w:t>Independence often depends on planning, sequencing, and support.</w:t>
+              <w:t>Shows that everyday independence often requires planning, sequencing, and support.</w:t>
             </w:r>
           </w:p>
           <w:p>
@@ -1139,7 +1165,7 @@
                 <w:rFonts w:ascii="Manrope" w:hAnsi="Manrope"/>
                 <w:sz w:val="20"/>
               </w:rPr>
-              <w:t>Everyday self-care can involve significant unseen effort.</w:t>
+              <w:t>Highlights how self-care expectations can be stressful or uneven across contexts.</w:t>
             </w:r>
           </w:p>
           <w:p>
@@ -1151,7 +1177,7 @@
                 <w:rFonts w:ascii="Manrope" w:hAnsi="Manrope"/>
                 <w:sz w:val="20"/>
               </w:rPr>
-              <w:t>Support should be realistic, individualised, and respectful.</w:t>
+              <w:t>Encourages realistic and individualised support rather than assumptions about capability.</w:t>
             </w:r>
           </w:p>
         </w:tc>
@@ -1162,7 +1188,7 @@
         </w:trPr>
         <w:tc>
           <w:tcPr>
-            <w:tcW w:w="2448" w:type="dxa"/>
+            <w:tcW w:w="2880" w:type="dxa"/>
           </w:tcPr>
           <w:p>
             <w:r>
@@ -1176,7 +1202,7 @@
         </w:tc>
         <w:tc>
           <w:tcPr>
-            <w:tcW w:w="1296" w:type="dxa"/>
+            <w:tcW w:w="1440" w:type="dxa"/>
           </w:tcPr>
           <w:p>
             <w:r>
@@ -1190,7 +1216,7 @@
         </w:tc>
         <w:tc>
           <w:tcPr>
-            <w:tcW w:w="1296" w:type="dxa"/>
+            <w:tcW w:w="1440" w:type="dxa"/>
           </w:tcPr>
           <w:p>
             <w:r>
@@ -1204,7 +1230,7 @@
         </w:tc>
         <w:tc>
           <w:tcPr>
-            <w:tcW w:w="3888" w:type="dxa"/>
+            <w:tcW w:w="4320" w:type="dxa"/>
           </w:tcPr>
           <w:p>
             <w:r>
@@ -1212,13 +1238,13 @@
                 <w:rFonts w:ascii="Manrope" w:hAnsi="Manrope"/>
                 <w:sz w:val="20"/>
               </w:rPr>
-              <w:t>Autistic young people describe strategies and supports that help them participate, regulate, communicate, and manage day-to-day life.</w:t>
+              <w:t>Autistic young people describe strategies and supports that help them participate, self-regulate (manage their emotions and responses), communicate, and manage day-to-day life.</w:t>
             </w:r>
           </w:p>
         </w:tc>
         <w:tc>
           <w:tcPr>
-            <w:tcW w:w="4176" w:type="dxa"/>
+            <w:tcW w:w="5040" w:type="dxa"/>
           </w:tcPr>
           <w:p>
             <w:pPr>
@@ -1229,7 +1255,7 @@
                 <w:rFonts w:ascii="Manrope" w:hAnsi="Manrope"/>
                 <w:sz w:val="20"/>
               </w:rPr>
-              <w:t>Useful strategies are practical and individualised.</w:t>
+              <w:t>Provides concrete examples of supports that make a positive difference.</w:t>
             </w:r>
           </w:p>
           <w:p>
@@ -1241,7 +1267,7 @@
                 <w:rFonts w:ascii="Manrope" w:hAnsi="Manrope"/>
                 <w:sz w:val="20"/>
               </w:rPr>
-              <w:t>Supports should be matched to the person and context.</w:t>
+              <w:t>Shows that useful strategies are individual and context-dependent.</w:t>
             </w:r>
           </w:p>
           <w:p>
@@ -1253,23 +1279,13 @@
                 <w:rFonts w:ascii="Manrope" w:hAnsi="Manrope"/>
                 <w:sz w:val="20"/>
               </w:rPr>
-              <w:t>Strategies can improve participation, regulation, and communication.</w:t>
+              <w:t>Encourages participants to match strategies to the person rather than apply the same approach to everyone.</w:t>
             </w:r>
           </w:p>
         </w:tc>
       </w:tr>
     </w:tbl>
     <w:p/>
-    <w:p>
-      <w:pPr>
-        <w:rPr>
-          <w:rFonts w:ascii="Fraunces" w:hAnsi="Fraunces"/>
-          <w:b/>
-          <w:color w:val="712D90"/>
-          <w:sz w:val="30"/>
-        </w:rPr>
-      </w:pPr>
-    </w:p>
     <w:p>
       <w:r>
         <w:rPr>
@@ -1278,7 +1294,6 @@
           <w:color w:val="712D90"/>
           <w:sz w:val="30"/>
         </w:rPr>
-        <w:lastRenderedPageBreak/>
         <w:t>Session 3: Sensory Processing</w:t>
       </w:r>
     </w:p>
@@ -1291,11 +1306,11 @@
         <w:tblLook w:val="04A0" w:firstRow="1" w:lastRow="0" w:firstColumn="1" w:lastColumn="0" w:noHBand="0" w:noVBand="1"/>
       </w:tblPr>
       <w:tblGrid>
-        <w:gridCol w:w="2448"/>
-        <w:gridCol w:w="1296"/>
-        <w:gridCol w:w="1296"/>
-        <w:gridCol w:w="3888"/>
-        <w:gridCol w:w="4176"/>
+        <w:gridCol w:w="2880"/>
+        <w:gridCol w:w="1440"/>
+        <w:gridCol w:w="1440"/>
+        <w:gridCol w:w="4320"/>
+        <w:gridCol w:w="5040"/>
       </w:tblGrid>
       <w:tr>
         <w:trPr>
@@ -1303,7 +1318,7 @@
         </w:trPr>
         <w:tc>
           <w:tcPr>
-            <w:tcW w:w="2448" w:type="dxa"/>
+            <w:tcW w:w="2880" w:type="dxa"/>
             <w:shd w:val="clear" w:color="auto" w:fill="E9DDF2"/>
           </w:tcPr>
           <w:p>
@@ -1319,7 +1334,7 @@
         </w:tc>
         <w:tc>
           <w:tcPr>
-            <w:tcW w:w="1296" w:type="dxa"/>
+            <w:tcW w:w="1440" w:type="dxa"/>
             <w:shd w:val="clear" w:color="auto" w:fill="E9DDF2"/>
           </w:tcPr>
           <w:p>
@@ -1335,7 +1350,7 @@
         </w:tc>
         <w:tc>
           <w:tcPr>
-            <w:tcW w:w="1296" w:type="dxa"/>
+            <w:tcW w:w="1440" w:type="dxa"/>
             <w:shd w:val="clear" w:color="auto" w:fill="E9DDF2"/>
           </w:tcPr>
           <w:p>
@@ -1351,7 +1366,7 @@
         </w:tc>
         <w:tc>
           <w:tcPr>
-            <w:tcW w:w="3888" w:type="dxa"/>
+            <w:tcW w:w="4320" w:type="dxa"/>
             <w:shd w:val="clear" w:color="auto" w:fill="E9DDF2"/>
           </w:tcPr>
           <w:p>
@@ -1367,7 +1382,7 @@
         </w:tc>
         <w:tc>
           <w:tcPr>
-            <w:tcW w:w="4176" w:type="dxa"/>
+            <w:tcW w:w="5040" w:type="dxa"/>
             <w:shd w:val="clear" w:color="auto" w:fill="E9DDF2"/>
           </w:tcPr>
           <w:p>
@@ -1388,7 +1403,7 @@
         </w:trPr>
         <w:tc>
           <w:tcPr>
-            <w:tcW w:w="2448" w:type="dxa"/>
+            <w:tcW w:w="2880" w:type="dxa"/>
           </w:tcPr>
           <w:p>
             <w:r>
@@ -1402,7 +1417,7 @@
         </w:tc>
         <w:tc>
           <w:tcPr>
-            <w:tcW w:w="1296" w:type="dxa"/>
+            <w:tcW w:w="1440" w:type="dxa"/>
           </w:tcPr>
           <w:p>
             <w:r>
@@ -1416,7 +1431,7 @@
         </w:tc>
         <w:tc>
           <w:tcPr>
-            <w:tcW w:w="1296" w:type="dxa"/>
+            <w:tcW w:w="1440" w:type="dxa"/>
           </w:tcPr>
           <w:p>
             <w:r>
@@ -1430,7 +1445,7 @@
         </w:tc>
         <w:tc>
           <w:tcPr>
-            <w:tcW w:w="3888" w:type="dxa"/>
+            <w:tcW w:w="4320" w:type="dxa"/>
           </w:tcPr>
           <w:p>
             <w:r>
@@ -1444,7 +1459,7 @@
         </w:tc>
         <w:tc>
           <w:tcPr>
-            <w:tcW w:w="4176" w:type="dxa"/>
+            <w:tcW w:w="5040" w:type="dxa"/>
           </w:tcPr>
           <w:p>
             <w:pPr>
@@ -1455,7 +1470,7 @@
                 <w:rFonts w:ascii="Manrope" w:hAnsi="Manrope"/>
                 <w:sz w:val="20"/>
               </w:rPr>
-              <w:t>Sensory experience can be heightened, layered, and highly individual.</w:t>
+              <w:t>Introduces sensory processing through lived experience rather than theory alone.</w:t>
             </w:r>
           </w:p>
           <w:p>
@@ -1467,7 +1482,7 @@
                 <w:rFonts w:ascii="Manrope" w:hAnsi="Manrope"/>
                 <w:sz w:val="20"/>
               </w:rPr>
-              <w:t>Ordinary environments may feel very different to autistic people.</w:t>
+              <w:t>Shows that sensory experiences can be heightened, layered, and deeply personal.</w:t>
             </w:r>
           </w:p>
           <w:p>
@@ -1479,7 +1494,7 @@
                 <w:rFonts w:ascii="Manrope" w:hAnsi="Manrope"/>
                 <w:sz w:val="20"/>
               </w:rPr>
-              <w:t>Lived sensory perspectives help build empathy.</w:t>
+              <w:t>Builds empathy for how ordinary settings may feel very different to autistic people.</w:t>
             </w:r>
           </w:p>
         </w:tc>
@@ -1490,7 +1505,7 @@
         </w:trPr>
         <w:tc>
           <w:tcPr>
-            <w:tcW w:w="2448" w:type="dxa"/>
+            <w:tcW w:w="2880" w:type="dxa"/>
           </w:tcPr>
           <w:p>
             <w:r>
@@ -1504,7 +1519,7 @@
         </w:tc>
         <w:tc>
           <w:tcPr>
-            <w:tcW w:w="1296" w:type="dxa"/>
+            <w:tcW w:w="1440" w:type="dxa"/>
           </w:tcPr>
           <w:p>
             <w:r>
@@ -1518,7 +1533,7 @@
         </w:tc>
         <w:tc>
           <w:tcPr>
-            <w:tcW w:w="1296" w:type="dxa"/>
+            <w:tcW w:w="1440" w:type="dxa"/>
           </w:tcPr>
           <w:p>
             <w:r>
@@ -1532,7 +1547,7 @@
         </w:tc>
         <w:tc>
           <w:tcPr>
-            <w:tcW w:w="3888" w:type="dxa"/>
+            <w:tcW w:w="4320" w:type="dxa"/>
           </w:tcPr>
           <w:p>
             <w:r>
@@ -1546,7 +1561,7 @@
         </w:tc>
         <w:tc>
           <w:tcPr>
-            <w:tcW w:w="4176" w:type="dxa"/>
+            <w:tcW w:w="5040" w:type="dxa"/>
           </w:tcPr>
           <w:p>
             <w:pPr>
@@ -1557,7 +1572,7 @@
                 <w:rFonts w:ascii="Manrope" w:hAnsi="Manrope"/>
                 <w:sz w:val="20"/>
               </w:rPr>
-              <w:t>Sensory processing is a central part of lived experience.</w:t>
+              <w:t>Frames sensory processing as a central part of lived experience, not a side issue.</w:t>
             </w:r>
           </w:p>
           <w:p>
@@ -1569,7 +1584,7 @@
                 <w:rFonts w:ascii="Manrope" w:hAnsi="Manrope"/>
                 <w:sz w:val="20"/>
               </w:rPr>
-              <w:t>Responses to sound, light, touch, or movement can vary widely.</w:t>
+              <w:t>Helps participants understand why responses to sound, light, movement, or touch can vary widely.</w:t>
             </w:r>
           </w:p>
           <w:p>
@@ -1581,7 +1596,7 @@
                 <w:rFonts w:ascii="Manrope" w:hAnsi="Manrope"/>
                 <w:sz w:val="20"/>
               </w:rPr>
-              <w:t>Behaviour linked to sensory need should be interpreted respectfully.</w:t>
+              <w:t>Supports a more respectful interpretation of behaviour linked to sensory need.</w:t>
             </w:r>
           </w:p>
         </w:tc>
@@ -1592,7 +1607,7 @@
         </w:trPr>
         <w:tc>
           <w:tcPr>
-            <w:tcW w:w="2448" w:type="dxa"/>
+            <w:tcW w:w="2880" w:type="dxa"/>
           </w:tcPr>
           <w:p>
             <w:r>
@@ -1606,7 +1621,7 @@
         </w:tc>
         <w:tc>
           <w:tcPr>
-            <w:tcW w:w="1296" w:type="dxa"/>
+            <w:tcW w:w="1440" w:type="dxa"/>
           </w:tcPr>
           <w:p>
             <w:r>
@@ -1620,7 +1635,7 @@
         </w:tc>
         <w:tc>
           <w:tcPr>
-            <w:tcW w:w="1296" w:type="dxa"/>
+            <w:tcW w:w="1440" w:type="dxa"/>
           </w:tcPr>
           <w:p>
             <w:r>
@@ -1634,7 +1649,7 @@
         </w:tc>
         <w:tc>
           <w:tcPr>
-            <w:tcW w:w="3888" w:type="dxa"/>
+            <w:tcW w:w="4320" w:type="dxa"/>
           </w:tcPr>
           <w:p>
             <w:r>
@@ -1648,7 +1663,7 @@
         </w:tc>
         <w:tc>
           <w:tcPr>
-            <w:tcW w:w="4176" w:type="dxa"/>
+            <w:tcW w:w="5040" w:type="dxa"/>
           </w:tcPr>
           <w:p>
             <w:pPr>
@@ -1659,7 +1674,7 @@
                 <w:rFonts w:ascii="Manrope" w:hAnsi="Manrope"/>
                 <w:sz w:val="20"/>
               </w:rPr>
-              <w:t>Sensory profiles are not all the same.</w:t>
+              <w:t>Introduces the idea that sensory profiles are not all the same.</w:t>
             </w:r>
           </w:p>
           <w:p>
@@ -1671,7 +1686,7 @@
                 <w:rFonts w:ascii="Manrope" w:hAnsi="Manrope"/>
                 <w:sz w:val="20"/>
               </w:rPr>
-              <w:t>Sensitivity can differ across senses and situations.</w:t>
+              <w:t>Explains that sensitivity can shift across senses and situations.</w:t>
             </w:r>
           </w:p>
           <w:p>
@@ -1683,7 +1698,7 @@
                 <w:rFonts w:ascii="Manrope" w:hAnsi="Manrope"/>
                 <w:sz w:val="20"/>
               </w:rPr>
-              <w:t>A simple analogy helps explain how overload can happen.</w:t>
+              <w:t>Helps participants move beyond simplistic ideas about sensory behaviour.</w:t>
             </w:r>
           </w:p>
         </w:tc>
@@ -1694,7 +1709,7 @@
         </w:trPr>
         <w:tc>
           <w:tcPr>
-            <w:tcW w:w="2448" w:type="dxa"/>
+            <w:tcW w:w="2880" w:type="dxa"/>
           </w:tcPr>
           <w:p>
             <w:r>
@@ -1708,7 +1723,7 @@
         </w:tc>
         <w:tc>
           <w:tcPr>
-            <w:tcW w:w="1296" w:type="dxa"/>
+            <w:tcW w:w="1440" w:type="dxa"/>
           </w:tcPr>
           <w:p>
             <w:r>
@@ -1722,7 +1737,7 @@
         </w:tc>
         <w:tc>
           <w:tcPr>
-            <w:tcW w:w="1296" w:type="dxa"/>
+            <w:tcW w:w="1440" w:type="dxa"/>
           </w:tcPr>
           <w:p>
             <w:r>
@@ -1736,7 +1751,7 @@
         </w:tc>
         <w:tc>
           <w:tcPr>
-            <w:tcW w:w="3888" w:type="dxa"/>
+            <w:tcW w:w="4320" w:type="dxa"/>
           </w:tcPr>
           <w:p>
             <w:r>
@@ -1750,7 +1765,7 @@
         </w:tc>
         <w:tc>
           <w:tcPr>
-            <w:tcW w:w="4176" w:type="dxa"/>
+            <w:tcW w:w="5040" w:type="dxa"/>
           </w:tcPr>
           <w:p>
             <w:pPr>
@@ -1761,7 +1776,7 @@
                 <w:rFonts w:ascii="Manrope" w:hAnsi="Manrope"/>
                 <w:sz w:val="20"/>
               </w:rPr>
-              <w:t>Sensory processing is shaped by context as well as the individual.</w:t>
+              <w:t>Emphasises that sensory processing is shaped by context, not just by the individual.</w:t>
             </w:r>
           </w:p>
           <w:p>
@@ -1773,7 +1788,7 @@
                 <w:rFonts w:ascii="Manrope" w:hAnsi="Manrope"/>
                 <w:sz w:val="20"/>
               </w:rPr>
-              <w:t>Stress, environment, and demand levels can change tolerance.</w:t>
+              <w:t>Shows how environment, stress, and demands can change sensory tolerance.</w:t>
             </w:r>
           </w:p>
           <w:p>
@@ -1785,7 +1800,7 @@
                 <w:rFonts w:ascii="Manrope" w:hAnsi="Manrope"/>
                 <w:sz w:val="20"/>
               </w:rPr>
-              <w:t>Adjustments to spaces and routines can make a meaningful difference.</w:t>
+              <w:t>Encourages more thoughtful adjustment of spaces, routines, and expectations.</w:t>
             </w:r>
           </w:p>
         </w:tc>
@@ -1796,7 +1811,7 @@
         </w:trPr>
         <w:tc>
           <w:tcPr>
-            <w:tcW w:w="2448" w:type="dxa"/>
+            <w:tcW w:w="2880" w:type="dxa"/>
           </w:tcPr>
           <w:p>
             <w:r>
@@ -1810,7 +1825,7 @@
         </w:tc>
         <w:tc>
           <w:tcPr>
-            <w:tcW w:w="1296" w:type="dxa"/>
+            <w:tcW w:w="1440" w:type="dxa"/>
           </w:tcPr>
           <w:p>
             <w:r>
@@ -1824,7 +1839,7 @@
         </w:tc>
         <w:tc>
           <w:tcPr>
-            <w:tcW w:w="1296" w:type="dxa"/>
+            <w:tcW w:w="1440" w:type="dxa"/>
           </w:tcPr>
           <w:p>
             <w:r>
@@ -1838,7 +1853,7 @@
         </w:tc>
         <w:tc>
           <w:tcPr>
-            <w:tcW w:w="3888" w:type="dxa"/>
+            <w:tcW w:w="4320" w:type="dxa"/>
           </w:tcPr>
           <w:p>
             <w:r>
@@ -1852,7 +1867,7 @@
         </w:tc>
         <w:tc>
           <w:tcPr>
-            <w:tcW w:w="4176" w:type="dxa"/>
+            <w:tcW w:w="5040" w:type="dxa"/>
           </w:tcPr>
           <w:p>
             <w:pPr>
@@ -1863,7 +1878,7 @@
                 <w:rFonts w:ascii="Manrope" w:hAnsi="Manrope"/>
                 <w:sz w:val="20"/>
               </w:rPr>
-              <w:t>Sensory support should focus on practical adjustment, not forced coping.</w:t>
+              <w:t>Focuses on practical supports rather than expecting the person to simply cope.</w:t>
             </w:r>
           </w:p>
           <w:p>
@@ -1875,7 +1890,7 @@
                 <w:rFonts w:ascii="Manrope" w:hAnsi="Manrope"/>
                 <w:sz w:val="20"/>
               </w:rPr>
-              <w:t>Strategies should be collaborative and individualised.</w:t>
+              <w:t>Highlights that sensory strategies should be collaborative and individualised.</w:t>
             </w:r>
           </w:p>
           <w:p>
@@ -1887,23 +1902,13 @@
                 <w:rFonts w:ascii="Manrope" w:hAnsi="Manrope"/>
                 <w:sz w:val="20"/>
               </w:rPr>
-              <w:t>Thoughtful adjustments improve access, comfort, and participation.</w:t>
+              <w:t>Connects adjustments to access, comfort, regulation, and participation.</w:t>
             </w:r>
           </w:p>
         </w:tc>
       </w:tr>
     </w:tbl>
     <w:p/>
-    <w:p>
-      <w:pPr>
-        <w:rPr>
-          <w:rFonts w:ascii="Fraunces" w:hAnsi="Fraunces"/>
-          <w:b/>
-          <w:color w:val="712D90"/>
-          <w:sz w:val="30"/>
-        </w:rPr>
-      </w:pPr>
-    </w:p>
     <w:p>
       <w:pPr>
         <w:rPr>
@@ -1946,11 +1951,11 @@
         <w:tblLook w:val="04A0" w:firstRow="1" w:lastRow="0" w:firstColumn="1" w:lastColumn="0" w:noHBand="0" w:noVBand="1"/>
       </w:tblPr>
       <w:tblGrid>
-        <w:gridCol w:w="2448"/>
-        <w:gridCol w:w="1296"/>
-        <w:gridCol w:w="1296"/>
-        <w:gridCol w:w="3888"/>
-        <w:gridCol w:w="4176"/>
+        <w:gridCol w:w="2880"/>
+        <w:gridCol w:w="1440"/>
+        <w:gridCol w:w="1440"/>
+        <w:gridCol w:w="4320"/>
+        <w:gridCol w:w="5040"/>
       </w:tblGrid>
       <w:tr>
         <w:trPr>
@@ -1958,7 +1963,7 @@
         </w:trPr>
         <w:tc>
           <w:tcPr>
-            <w:tcW w:w="2448" w:type="dxa"/>
+            <w:tcW w:w="2880" w:type="dxa"/>
             <w:shd w:val="clear" w:color="auto" w:fill="E9DDF2"/>
           </w:tcPr>
           <w:p>
@@ -1974,7 +1979,7 @@
         </w:tc>
         <w:tc>
           <w:tcPr>
-            <w:tcW w:w="1296" w:type="dxa"/>
+            <w:tcW w:w="1440" w:type="dxa"/>
             <w:shd w:val="clear" w:color="auto" w:fill="E9DDF2"/>
           </w:tcPr>
           <w:p>
@@ -1990,7 +1995,7 @@
         </w:tc>
         <w:tc>
           <w:tcPr>
-            <w:tcW w:w="1296" w:type="dxa"/>
+            <w:tcW w:w="1440" w:type="dxa"/>
             <w:shd w:val="clear" w:color="auto" w:fill="E9DDF2"/>
           </w:tcPr>
           <w:p>
@@ -2006,7 +2011,7 @@
         </w:tc>
         <w:tc>
           <w:tcPr>
-            <w:tcW w:w="3888" w:type="dxa"/>
+            <w:tcW w:w="4320" w:type="dxa"/>
             <w:shd w:val="clear" w:color="auto" w:fill="E9DDF2"/>
           </w:tcPr>
           <w:p>
@@ -2022,7 +2027,7 @@
         </w:tc>
         <w:tc>
           <w:tcPr>
-            <w:tcW w:w="4176" w:type="dxa"/>
+            <w:tcW w:w="5040" w:type="dxa"/>
             <w:shd w:val="clear" w:color="auto" w:fill="E9DDF2"/>
           </w:tcPr>
           <w:p>
@@ -2043,7 +2048,7 @@
         </w:trPr>
         <w:tc>
           <w:tcPr>
-            <w:tcW w:w="2448" w:type="dxa"/>
+            <w:tcW w:w="2880" w:type="dxa"/>
           </w:tcPr>
           <w:p>
             <w:r>
@@ -2051,13 +2056,13 @@
                 <w:rFonts w:ascii="Manrope" w:hAnsi="Manrope"/>
                 <w:sz w:val="20"/>
               </w:rPr>
-              <w:t>Dan Siegels Hand Model of the Brain</w:t>
+              <w:t>Dan Siegel's Hand Model of the Brain</w:t>
             </w:r>
           </w:p>
         </w:tc>
         <w:tc>
           <w:tcPr>
-            <w:tcW w:w="1296" w:type="dxa"/>
+            <w:tcW w:w="1440" w:type="dxa"/>
           </w:tcPr>
           <w:p>
             <w:r>
@@ -2071,7 +2076,7 @@
         </w:tc>
         <w:tc>
           <w:tcPr>
-            <w:tcW w:w="1296" w:type="dxa"/>
+            <w:tcW w:w="1440" w:type="dxa"/>
           </w:tcPr>
           <w:p>
             <w:r>
@@ -2085,7 +2090,7 @@
         </w:tc>
         <w:tc>
           <w:tcPr>
-            <w:tcW w:w="3888" w:type="dxa"/>
+            <w:tcW w:w="4320" w:type="dxa"/>
           </w:tcPr>
           <w:p>
             <w:r>
@@ -2093,13 +2098,13 @@
                 <w:rFonts w:ascii="Manrope" w:hAnsi="Manrope"/>
                 <w:sz w:val="20"/>
               </w:rPr>
-              <w:t>This explainer uses Dan Siegel's hand model of the brain to show how heightened emotion can affect thinking, regulation, and behaviour.</w:t>
+              <w:t>This explainer uses Dan Siegel's hand model of the brain — a visual tool using the hand to represent brain structures — to show how heightened emotion can affect thinking, self-regulation, and behaviour.</w:t>
             </w:r>
           </w:p>
         </w:tc>
         <w:tc>
           <w:tcPr>
-            <w:tcW w:w="4176" w:type="dxa"/>
+            <w:tcW w:w="5040" w:type="dxa"/>
           </w:tcPr>
           <w:p>
             <w:pPr>
@@ -2110,7 +2115,7 @@
                 <w:rFonts w:ascii="Manrope" w:hAnsi="Manrope"/>
                 <w:sz w:val="20"/>
               </w:rPr>
-              <w:t>A simple visual model can explain regulation and stress.</w:t>
+              <w:t>Introduces a simple visual model for understanding stress and emotional regulation (the ability to manage one's feelings and responses).</w:t>
             </w:r>
           </w:p>
           <w:p>
@@ -2122,7 +2127,7 @@
                 <w:rFonts w:ascii="Manrope" w:hAnsi="Manrope"/>
                 <w:sz w:val="20"/>
               </w:rPr>
-              <w:t>Emotional intensity can reduce access to thinking and self-management.</w:t>
+              <w:t>Shows how emotional intensity can reduce access to thinking and self-management.</w:t>
             </w:r>
           </w:p>
           <w:p>
@@ -2134,7 +2139,7 @@
                 <w:rFonts w:ascii="Manrope" w:hAnsi="Manrope"/>
                 <w:sz w:val="20"/>
               </w:rPr>
-              <w:t>The model supports more compassionate responses to dysregulation.</w:t>
+              <w:t>Supports more compassionate responses to behaviour during dysregulation (when a person is overwhelmed and unable to self-regulate).</w:t>
             </w:r>
           </w:p>
         </w:tc>
@@ -2145,7 +2150,7 @@
         </w:trPr>
         <w:tc>
           <w:tcPr>
-            <w:tcW w:w="2448" w:type="dxa"/>
+            <w:tcW w:w="2880" w:type="dxa"/>
           </w:tcPr>
           <w:p>
             <w:r>
@@ -2159,7 +2164,7 @@
         </w:tc>
         <w:tc>
           <w:tcPr>
-            <w:tcW w:w="1296" w:type="dxa"/>
+            <w:tcW w:w="1440" w:type="dxa"/>
           </w:tcPr>
           <w:p>
             <w:r>
@@ -2173,7 +2178,7 @@
         </w:tc>
         <w:tc>
           <w:tcPr>
-            <w:tcW w:w="1296" w:type="dxa"/>
+            <w:tcW w:w="1440" w:type="dxa"/>
           </w:tcPr>
           <w:p>
             <w:r>
@@ -2187,7 +2192,7 @@
         </w:tc>
         <w:tc>
           <w:tcPr>
-            <w:tcW w:w="3888" w:type="dxa"/>
+            <w:tcW w:w="4320" w:type="dxa"/>
           </w:tcPr>
           <w:p>
             <w:r>
@@ -2201,7 +2206,7 @@
         </w:tc>
         <w:tc>
           <w:tcPr>
-            <w:tcW w:w="4176" w:type="dxa"/>
+            <w:tcW w:w="5040" w:type="dxa"/>
           </w:tcPr>
           <w:p>
             <w:pPr>
@@ -2212,7 +2217,7 @@
                 <w:rFonts w:ascii="Manrope" w:hAnsi="Manrope"/>
                 <w:sz w:val="20"/>
               </w:rPr>
-              <w:t>Observation should come before interpretation or judgment.</w:t>
+              <w:t>Promotes observation before interpretation or judgment.</w:t>
             </w:r>
           </w:p>
           <w:p>
@@ -2224,7 +2229,7 @@
                 <w:rFonts w:ascii="Manrope" w:hAnsi="Manrope"/>
                 <w:sz w:val="20"/>
               </w:rPr>
-              <w:t>Patterns, triggers, and context matter in understanding behaviour.</w:t>
+              <w:t>Encourages looking at triggers, context, and patterns around behaviour.</w:t>
             </w:r>
           </w:p>
           <w:p>
@@ -2236,7 +2241,7 @@
                 <w:rFonts w:ascii="Manrope" w:hAnsi="Manrope"/>
                 <w:sz w:val="20"/>
               </w:rPr>
-              <w:t>Better observation supports more informed planning.</w:t>
+              <w:t>Supports more informed, less reactive planning for behaviour support.</w:t>
             </w:r>
           </w:p>
         </w:tc>
@@ -2263,11 +2268,11 @@
         <w:tblLook w:val="04A0" w:firstRow="1" w:lastRow="0" w:firstColumn="1" w:lastColumn="0" w:noHBand="0" w:noVBand="1"/>
       </w:tblPr>
       <w:tblGrid>
-        <w:gridCol w:w="2448"/>
-        <w:gridCol w:w="1296"/>
-        <w:gridCol w:w="1296"/>
-        <w:gridCol w:w="3888"/>
-        <w:gridCol w:w="4176"/>
+        <w:gridCol w:w="2880"/>
+        <w:gridCol w:w="1440"/>
+        <w:gridCol w:w="1440"/>
+        <w:gridCol w:w="4320"/>
+        <w:gridCol w:w="5040"/>
       </w:tblGrid>
       <w:tr>
         <w:trPr>
@@ -2275,7 +2280,7 @@
         </w:trPr>
         <w:tc>
           <w:tcPr>
-            <w:tcW w:w="2448" w:type="dxa"/>
+            <w:tcW w:w="2880" w:type="dxa"/>
             <w:shd w:val="clear" w:color="auto" w:fill="E9DDF2"/>
           </w:tcPr>
           <w:p>
@@ -2291,7 +2296,7 @@
         </w:tc>
         <w:tc>
           <w:tcPr>
-            <w:tcW w:w="1296" w:type="dxa"/>
+            <w:tcW w:w="1440" w:type="dxa"/>
             <w:shd w:val="clear" w:color="auto" w:fill="E9DDF2"/>
           </w:tcPr>
           <w:p>
@@ -2307,7 +2312,7 @@
         </w:tc>
         <w:tc>
           <w:tcPr>
-            <w:tcW w:w="1296" w:type="dxa"/>
+            <w:tcW w:w="1440" w:type="dxa"/>
             <w:shd w:val="clear" w:color="auto" w:fill="E9DDF2"/>
           </w:tcPr>
           <w:p>
@@ -2323,7 +2328,7 @@
         </w:tc>
         <w:tc>
           <w:tcPr>
-            <w:tcW w:w="3888" w:type="dxa"/>
+            <w:tcW w:w="4320" w:type="dxa"/>
             <w:shd w:val="clear" w:color="auto" w:fill="E9DDF2"/>
           </w:tcPr>
           <w:p>
@@ -2339,7 +2344,7 @@
         </w:tc>
         <w:tc>
           <w:tcPr>
-            <w:tcW w:w="4176" w:type="dxa"/>
+            <w:tcW w:w="5040" w:type="dxa"/>
             <w:shd w:val="clear" w:color="auto" w:fill="E9DDF2"/>
           </w:tcPr>
           <w:p>
@@ -2360,7 +2365,7 @@
         </w:trPr>
         <w:tc>
           <w:tcPr>
-            <w:tcW w:w="2448" w:type="dxa"/>
+            <w:tcW w:w="2880" w:type="dxa"/>
           </w:tcPr>
           <w:p>
             <w:r>
@@ -2374,7 +2379,7 @@
         </w:tc>
         <w:tc>
           <w:tcPr>
-            <w:tcW w:w="1296" w:type="dxa"/>
+            <w:tcW w:w="1440" w:type="dxa"/>
           </w:tcPr>
           <w:p>
             <w:r>
@@ -2388,7 +2393,7 @@
         </w:tc>
         <w:tc>
           <w:tcPr>
-            <w:tcW w:w="1296" w:type="dxa"/>
+            <w:tcW w:w="1440" w:type="dxa"/>
           </w:tcPr>
           <w:p>
             <w:r>
@@ -2402,7 +2407,7 @@
         </w:tc>
         <w:tc>
           <w:tcPr>
-            <w:tcW w:w="3888" w:type="dxa"/>
+            <w:tcW w:w="4320" w:type="dxa"/>
           </w:tcPr>
           <w:p>
             <w:r>
@@ -2410,13 +2415,13 @@
                 <w:rFonts w:ascii="Manrope" w:hAnsi="Manrope"/>
                 <w:sz w:val="20"/>
               </w:rPr>
-              <w:t>This short explainer introduces the legal obligations schools have under the Disability Standards for Education and why they matter in practice.</w:t>
+              <w:t>This short explainer introduces the legal obligations schools have under the Disability Standards for Education (DSE, 2005) and why they matter in practice.</w:t>
             </w:r>
           </w:p>
         </w:tc>
         <w:tc>
           <w:tcPr>
-            <w:tcW w:w="4176" w:type="dxa"/>
+            <w:tcW w:w="5040" w:type="dxa"/>
           </w:tcPr>
           <w:p>
             <w:pPr>
@@ -2427,7 +2432,7 @@
                 <w:rFonts w:ascii="Manrope" w:hAnsi="Manrope"/>
                 <w:sz w:val="20"/>
               </w:rPr>
-              <w:t>The Standards create legal responsibilities, not optional supports.</w:t>
+              <w:t>Explains that the Standards are legal responsibilities, not optional supports.</w:t>
             </w:r>
           </w:p>
           <w:p>
@@ -2439,7 +2444,7 @@
                 <w:rFonts w:ascii="Manrope" w:hAnsi="Manrope"/>
                 <w:sz w:val="20"/>
               </w:rPr>
-              <w:t>Consultation and reasonable adjustments are central obligations.</w:t>
+              <w:t>Highlights consultation, reasonable adjustments (changes schools must make to give students with disability fair access to education), and protection from discrimination.</w:t>
             </w:r>
           </w:p>
           <w:p>
@@ -2451,7 +2456,7 @@
                 <w:rFonts w:ascii="Manrope" w:hAnsi="Manrope"/>
                 <w:sz w:val="20"/>
               </w:rPr>
-              <w:t>The framework helps explain rights and responsibilities in education.</w:t>
+              <w:t>Provides a practical starting point for understanding rights and responsibilities in education.</w:t>
             </w:r>
           </w:p>
         </w:tc>
@@ -2462,7 +2467,7 @@
         </w:trPr>
         <w:tc>
           <w:tcPr>
-            <w:tcW w:w="2448" w:type="dxa"/>
+            <w:tcW w:w="2880" w:type="dxa"/>
           </w:tcPr>
           <w:p>
             <w:r>
@@ -2476,7 +2481,7 @@
         </w:tc>
         <w:tc>
           <w:tcPr>
-            <w:tcW w:w="1296" w:type="dxa"/>
+            <w:tcW w:w="1440" w:type="dxa"/>
           </w:tcPr>
           <w:p>
             <w:r>
@@ -2490,7 +2495,7 @@
         </w:tc>
         <w:tc>
           <w:tcPr>
-            <w:tcW w:w="1296" w:type="dxa"/>
+            <w:tcW w:w="1440" w:type="dxa"/>
           </w:tcPr>
           <w:p>
             <w:r>
@@ -2504,7 +2509,7 @@
         </w:tc>
         <w:tc>
           <w:tcPr>
-            <w:tcW w:w="3888" w:type="dxa"/>
+            <w:tcW w:w="4320" w:type="dxa"/>
           </w:tcPr>
           <w:p>
             <w:r>
@@ -2512,13 +2517,13 @@
                 <w:rFonts w:ascii="Manrope" w:hAnsi="Manrope"/>
                 <w:sz w:val="20"/>
               </w:rPr>
-              <w:t>An example-based clip shows how schools and families can work together in ways that align with the Disability Standards and the NCCD approach.</w:t>
+              <w:t>An example-based clip shows how schools and families can work together in ways that align with the Disability Standards for Education (DSE) and the NCCD (Nationally Consistent Collection of Data on School Students with Disability) documentation approach.</w:t>
             </w:r>
           </w:p>
         </w:tc>
         <w:tc>
           <w:tcPr>
-            <w:tcW w:w="4176" w:type="dxa"/>
+            <w:tcW w:w="5040" w:type="dxa"/>
           </w:tcPr>
           <w:p>
             <w:pPr>
@@ -2529,7 +2534,7 @@
                 <w:rFonts w:ascii="Manrope" w:hAnsi="Manrope"/>
                 <w:sz w:val="20"/>
               </w:rPr>
-              <w:t>Examples make the legal framework easier to understand in practice.</w:t>
+              <w:t>Demonstrates partnership in action rather than only describing the law.</w:t>
             </w:r>
           </w:p>
           <w:p>
@@ -2541,7 +2546,7 @@
                 <w:rFonts w:ascii="Manrope" w:hAnsi="Manrope"/>
                 <w:sz w:val="20"/>
               </w:rPr>
-              <w:t>Communication and consultation are essential to partnership.</w:t>
+              <w:t>Shows the role of communication, consultation, and shared understanding.</w:t>
             </w:r>
           </w:p>
           <w:p>
@@ -2553,7 +2558,7 @@
                 <w:rFonts w:ascii="Manrope" w:hAnsi="Manrope"/>
                 <w:sz w:val="20"/>
               </w:rPr>
-              <w:t>The clip links legal obligations to everyday school actions.</w:t>
+              <w:t>Helps participants connect legal obligations under the DSE to everyday school practice.</w:t>
             </w:r>
           </w:p>
         </w:tc>
@@ -2564,7 +2569,7 @@
         </w:trPr>
         <w:tc>
           <w:tcPr>
-            <w:tcW w:w="2448" w:type="dxa"/>
+            <w:tcW w:w="2880" w:type="dxa"/>
           </w:tcPr>
           <w:p>
             <w:r>
@@ -2578,7 +2583,7 @@
         </w:tc>
         <w:tc>
           <w:tcPr>
-            <w:tcW w:w="1296" w:type="dxa"/>
+            <w:tcW w:w="1440" w:type="dxa"/>
           </w:tcPr>
           <w:p>
             <w:r>
@@ -2592,7 +2597,7 @@
         </w:tc>
         <w:tc>
           <w:tcPr>
-            <w:tcW w:w="1296" w:type="dxa"/>
+            <w:tcW w:w="1440" w:type="dxa"/>
           </w:tcPr>
           <w:p>
             <w:r>
@@ -2606,7 +2611,7 @@
         </w:tc>
         <w:tc>
           <w:tcPr>
-            <w:tcW w:w="3888" w:type="dxa"/>
+            <w:tcW w:w="4320" w:type="dxa"/>
           </w:tcPr>
           <w:p>
             <w:r>
@@ -2614,13 +2619,21 @@
                 <w:rFonts w:ascii="Manrope" w:hAnsi="Manrope"/>
                 <w:sz w:val="20"/>
               </w:rPr>
-              <w:t>A family-school clip closes the session by focusing on practical partnership, shared goals, and what effective collaboration can look like going forward.</w:t>
+              <w:t xml:space="preserve">A family and school team close the session by </w:t>
+            </w:r>
+            <w:r>
+              <w:rPr>
+                <w:rFonts w:ascii="Manrope" w:hAnsi="Manrope"/>
+                <w:sz w:val="20"/>
+              </w:rPr>
+              <w:lastRenderedPageBreak/>
+              <w:t>reflecting on what genuine collaboration looks like in practice — shared goals, open communication, and a continued focus on the young person.</w:t>
             </w:r>
           </w:p>
         </w:tc>
         <w:tc>
           <w:tcPr>
-            <w:tcW w:w="4176" w:type="dxa"/>
+            <w:tcW w:w="5040" w:type="dxa"/>
           </w:tcPr>
           <w:p>
             <w:pPr>
@@ -2631,7 +2644,16 @@
                 <w:rFonts w:ascii="Manrope" w:hAnsi="Manrope"/>
                 <w:sz w:val="20"/>
               </w:rPr>
-              <w:t>Ongoing collaboration is central to good partnership.</w:t>
+              <w:lastRenderedPageBreak/>
+              <w:t xml:space="preserve">Reinforces the importance of ongoing collaboration </w:t>
+            </w:r>
+            <w:r>
+              <w:rPr>
+                <w:rFonts w:ascii="Manrope" w:hAnsi="Manrope"/>
+                <w:sz w:val="20"/>
+              </w:rPr>
+              <w:lastRenderedPageBreak/>
+              <w:t>between home and school.</w:t>
             </w:r>
           </w:p>
           <w:p>
@@ -2643,7 +2665,7 @@
                 <w:rFonts w:ascii="Manrope" w:hAnsi="Manrope"/>
                 <w:sz w:val="20"/>
               </w:rPr>
-              <w:t>Shared goals and communication support better outcomes.</w:t>
+              <w:t>Highlights communication, trust, and a shared focus on the young person's needs and goals.</w:t>
             </w:r>
           </w:p>
           <w:p>
@@ -2655,22 +2677,16 @@
                 <w:rFonts w:ascii="Manrope" w:hAnsi="Manrope"/>
                 <w:sz w:val="20"/>
               </w:rPr>
-              <w:t>The young person remains the focus of partnership work.</w:t>
+              <w:t>Leaves participants with a concrete picture of positive partnership in action.</w:t>
             </w:r>
           </w:p>
         </w:tc>
       </w:tr>
     </w:tbl>
-    <w:p>
-      <w:pPr>
-        <w:tabs>
-          <w:tab w:val="left" w:pos="2011"/>
-        </w:tabs>
-      </w:pPr>
-    </w:p>
+    <w:p/>
     <w:sectPr>
       <w:pgSz w:w="15840" w:h="12240" w:orient="landscape"/>
-      <w:pgMar w:top="1008" w:right="1008" w:bottom="974" w:left="1008" w:header="720" w:footer="720" w:gutter="0"/>
+      <w:pgMar w:top="1008" w:right="1008" w:bottom="1008" w:left="1008" w:header="720" w:footer="720" w:gutter="0"/>
       <w:cols w:space="720"/>
       <w:docGrid w:linePitch="360"/>
     </w:sectPr>
@@ -2851,31 +2867,31 @@
       </w:rPr>
     </w:lvl>
   </w:abstractNum>
-  <w:num w:numId="1" w16cid:durableId="1239512682">
+  <w:num w:numId="1" w16cid:durableId="353894663">
     <w:abstractNumId w:val="8"/>
   </w:num>
-  <w:num w:numId="2" w16cid:durableId="351077993">
+  <w:num w:numId="2" w16cid:durableId="486364650">
     <w:abstractNumId w:val="6"/>
   </w:num>
-  <w:num w:numId="3" w16cid:durableId="1447581117">
+  <w:num w:numId="3" w16cid:durableId="2033988887">
     <w:abstractNumId w:val="5"/>
   </w:num>
-  <w:num w:numId="4" w16cid:durableId="1150513927">
+  <w:num w:numId="4" w16cid:durableId="1985969869">
     <w:abstractNumId w:val="4"/>
   </w:num>
-  <w:num w:numId="5" w16cid:durableId="1239050984">
+  <w:num w:numId="5" w16cid:durableId="1370960525">
     <w:abstractNumId w:val="7"/>
   </w:num>
-  <w:num w:numId="6" w16cid:durableId="2077895662">
+  <w:num w:numId="6" w16cid:durableId="529877177">
     <w:abstractNumId w:val="3"/>
   </w:num>
-  <w:num w:numId="7" w16cid:durableId="1961106935">
+  <w:num w:numId="7" w16cid:durableId="75787467">
     <w:abstractNumId w:val="2"/>
   </w:num>
-  <w:num w:numId="8" w16cid:durableId="473374738">
+  <w:num w:numId="8" w16cid:durableId="1998797755">
     <w:abstractNumId w:val="1"/>
   </w:num>
-  <w:num w:numId="9" w16cid:durableId="1021591370">
+  <w:num w:numId="9" w16cid:durableId="1836990866">
     <w:abstractNumId w:val="0"/>
   </w:num>
 </w:numbering>
